--- a/src/02_Modulos/Intranet.Modulo02/Docs/02_GUIA_ARQUITECTURA_Y_INTEGRACION_DEVELOPERS.docx
+++ b/src/02_Modulos/Intranet.Modulo02/Docs/02_GUIA_ARQUITECTURA_Y_INTEGRACION_DEVELOPERS.docx
@@ -10,13 +10,13 @@
         <w:tblLook w:firstColumn="1" w:firstRow="1" w:lastColumn="0" w:lastRow="0" w:noHBand="0" w:noVBand="1" w:val="04A0"/>
       </w:tblPr>
       <w:tblGrid>
-        <w:gridCol w:w="9936"/>
+        <w:gridCol w:w="10080"/>
       </w:tblGrid>
       <w:tr>
         <w:tc>
           <w:tcPr>
-            <w:tcW w:type="dxa" w:w="9936"/>
-            <w:shd w:fill="1E293B"/>
+            <w:tcW w:type="dxa" w:w="10080"/>
+            <w:shd w:fill="0F172A"/>
             <w:tcMar>
               <w:top w:w="240" w:type="dxa"/>
               <w:bottom w:w="240" w:type="dxa"/>
@@ -32,7 +32,7 @@
               <w:rPr>
                 <w:rFonts w:ascii="Calibri" w:hAnsi="Calibri"/>
                 <w:b/>
-                <w:color w:val="94A3B8"/>
+                <w:color w:val="38BDF8"/>
                 <w:sz w:val="19"/>
               </w:rPr>
               <w:t>🏛️ IESTP "ARGENTINA" • INTRANET INSTITUCIONAL MODULAR</w:t>
@@ -47,9 +47,9 @@
                 <w:rFonts w:ascii="Calibri" w:hAnsi="Calibri"/>
                 <w:b/>
                 <w:color w:val="FFFFFF"/>
-                <w:sz w:val="32"/>
+                <w:sz w:val="30"/>
               </w:rPr>
-              <w:t>Guía Técnica de Arquitectura, Diagramas &amp; Datos (v3.0)</w:t>
+              <w:t>Guía Técnica de Arquitectura, Diagramas &amp; Especificación de Datos (v3.5)</w:t>
             </w:r>
           </w:p>
           <w:p>
@@ -60,8 +60,8 @@
               <w:rPr>
                 <w:rFonts w:ascii="Calibri" w:hAnsi="Calibri"/>
                 <w:i/>
-                <w:color w:val="38BDF8"/>
-                <w:sz w:val="22"/>
+                <w:color w:val="94A3B8"/>
+                <w:sz w:val="21"/>
               </w:rPr>
               <w:t>Módulo 02: Control de Asistencia Institucional &amp; Prevención DPI</w:t>
             </w:r>
@@ -74,9 +74,9 @@
               <w:rPr>
                 <w:rFonts w:ascii="Calibri" w:hAnsi="Calibri"/>
                 <w:color w:val="CBD5E1"/>
-                <w:sz w:val="18"/>
+                <w:sz w:val="17"/>
               </w:rPr>
-              <w:t>Para: Equipo de Desarrollo &amp; Arquitecto • Autor: Felipe • .NET 10 + PostgreSQL 16 (mod02)</w:t>
+              <w:t>Para: Equipo de Desarrollo &amp; Arquitecto • Autor: Felipe (Equipo 02) • .NET 10 LTS + PostgreSQL 16</w:t>
             </w:r>
           </w:p>
         </w:tc>
@@ -84,7 +84,7 @@
     </w:tbl>
     <w:p>
       <w:pPr>
-        <w:spacing w:after="120"/>
+        <w:spacing w:after="80"/>
       </w:pPr>
     </w:p>
     <w:p>
@@ -97,7 +97,7 @@
           <w:rFonts w:ascii="Calibri" w:hAnsi="Calibri"/>
           <w:b/>
           <w:color w:val="0F172A"/>
-          <w:sz w:val="28"/>
+          <w:sz w:val="26"/>
         </w:rPr>
         <w:t>1. Soberanía de Esquema y Aislamiento de Datos</w:t>
       </w:r>
@@ -149,24 +149,68 @@
           <w:rFonts w:ascii="Calibri" w:hAnsi="Calibri"/>
           <w:b/>
           <w:color w:val="0F172A"/>
-          <w:sz w:val="28"/>
+          <w:sz w:val="26"/>
         </w:rPr>
-        <w:t>2. Casos de Uso del Módulo 02 (UML)</w:t>
+        <w:t>2. Diagrama de Casos de Uso por Rol (UML)</w:t>
       </w:r>
     </w:p>
     <w:p>
       <w:r>
-        <w:t>• DOCENTE: CU-02.1 (Toma Flash 1-Clic), CU-02.2 (Sábana Live Grid), CU-02.3 (Smart Copy-Paste Ctrl+V), CU-02.4 (Cierre y Oficialización), CU-02.5 (Sesión Extraordinaria/Recuperación), CU-02.6 (Cambio de Aula en Vivo), CU-02.7 (Resolver Justificaciones en 72h).</w:t>
+        <w:t>Arquitectura de casos de uso implementados en los controladores y servicios del módulo:</w:t>
       </w:r>
     </w:p>
     <w:p>
+      <w:pPr>
+        <w:spacing w:before="160" w:after="40"/>
+        <w:jc w:val="center"/>
+      </w:pPr>
       <w:r>
-        <w:t>• ESTUDIANTE: CU-02.8 (Consultar Semáforo Anti-DPI), CU-02.9 (Solicitar Justificación con Sustento en 72h).</w:t>
+        <w:drawing>
+          <wp:inline xmlns:a="http://schemas.openxmlformats.org/drawingml/2006/main" xmlns:pic="http://schemas.openxmlformats.org/drawingml/2006/picture">
+            <wp:extent cx="6217920" cy="1173791"/>
+            <wp:docPr id="1" name="Picture 1"/>
+            <wp:cNvGraphicFramePr>
+              <a:graphicFrameLocks noChangeAspect="1"/>
+            </wp:cNvGraphicFramePr>
+            <a:graphic>
+              <a:graphicData uri="http://schemas.openxmlformats.org/drawingml/2006/picture">
+                <pic:pic>
+                  <pic:nvPicPr>
+                    <pic:cNvPr id="0" name="01_diagrama_casos_de_uso_roles.png"/>
+                    <pic:cNvPicPr/>
+                  </pic:nvPicPr>
+                  <pic:blipFill>
+                    <a:blip r:embed="rId9"/>
+                    <a:stretch>
+                      <a:fillRect/>
+                    </a:stretch>
+                  </pic:blipFill>
+                  <pic:spPr>
+                    <a:xfrm>
+                      <a:off x="0" y="0"/>
+                      <a:ext cx="6217920" cy="1173791"/>
+                    </a:xfrm>
+                    <a:prstGeom prst="rect"/>
+                  </pic:spPr>
+                </pic:pic>
+              </a:graphicData>
+            </a:graphic>
+          </wp:inline>
+        </w:drawing>
       </w:r>
     </w:p>
     <w:p>
+      <w:pPr>
+        <w:spacing w:before="0" w:after="160"/>
+        <w:jc w:val="center"/>
+      </w:pPr>
       <w:r>
-        <w:t>• COORDINACIÓN: CU-02.10 (Reprogramar Sesiones Futuras), CU-02.11 (Radar de Cumplimiento Docente y Deserción), CU-02.12 (Exportar Actas Oficiales y Sábanas en Excel .xlsx).</w:t>
+        <w:rPr>
+          <w:i/>
+          <w:color w:val="64748B"/>
+          <w:sz w:val="17"/>
+        </w:rPr>
+        <w:t>📐 Figura: Diagrama UML de Casos de Uso por Rol</w:t>
       </w:r>
     </w:p>
     <w:p>
@@ -179,24 +223,231 @@
           <w:rFonts w:ascii="Calibri" w:hAnsi="Calibri"/>
           <w:b/>
           <w:color w:val="0F172A"/>
-          <w:sz w:val="28"/>
+          <w:sz w:val="26"/>
         </w:rPr>
-        <w:t>3. Diagramas de Actividades del Sistema</w:t>
+        <w:t>3. Diagramas de Secuencia E2E Críticos</w:t>
+      </w:r>
+    </w:p>
+    <w:p>
+      <w:pPr>
+        <w:keepNext/>
+        <w:spacing w:before="200" w:after="60"/>
+      </w:pPr>
+      <w:r>
+        <w:rPr>
+          <w:rFonts w:ascii="Calibri" w:hAnsi="Calibri"/>
+          <w:b/>
+          <w:color w:val="1D4ED8"/>
+          <w:sz w:val="22"/>
+        </w:rPr>
+        <w:t>Secuencia 1: Smart Copy-Paste desde Excel (Ctrl+V)</w:t>
       </w:r>
     </w:p>
     <w:p>
       <w:r>
-        <w:t>• Actividad 1 (Toma Multimodal): Detección automática -&gt; Selección entre Modo Flash (móvil), Sábana (teclado) o Smart Copy-Paste (Ctrl+V) -&gt; Transacción atómica en mod02.asistencias.</w:t>
+        <w:t>Detalla el flujo del portapapeles del sistema operativo, parseo en frontend JS y bulk UPSERT atómico en PostgreSQL:</w:t>
+      </w:r>
+    </w:p>
+    <w:p>
+      <w:pPr>
+        <w:spacing w:before="160" w:after="40"/>
+        <w:jc w:val="center"/>
+      </w:pPr>
+      <w:r>
+        <w:drawing>
+          <wp:inline xmlns:a="http://schemas.openxmlformats.org/drawingml/2006/main" xmlns:pic="http://schemas.openxmlformats.org/drawingml/2006/picture">
+            <wp:extent cx="6217920" cy="2220686"/>
+            <wp:docPr id="2" name="Picture 2"/>
+            <wp:cNvGraphicFramePr>
+              <a:graphicFrameLocks noChangeAspect="1"/>
+            </wp:cNvGraphicFramePr>
+            <a:graphic>
+              <a:graphicData uri="http://schemas.openxmlformats.org/drawingml/2006/picture">
+                <pic:pic>
+                  <pic:nvPicPr>
+                    <pic:cNvPr id="0" name="05_diagrama_secuencia_smart_copy_paste.png"/>
+                    <pic:cNvPicPr/>
+                  </pic:nvPicPr>
+                  <pic:blipFill>
+                    <a:blip r:embed="rId10"/>
+                    <a:stretch>
+                      <a:fillRect/>
+                    </a:stretch>
+                  </pic:blipFill>
+                  <pic:spPr>
+                    <a:xfrm>
+                      <a:off x="0" y="0"/>
+                      <a:ext cx="6217920" cy="2220686"/>
+                    </a:xfrm>
+                    <a:prstGeom prst="rect"/>
+                  </pic:spPr>
+                </pic:pic>
+              </a:graphicData>
+            </a:graphic>
+          </wp:inline>
+        </w:drawing>
+      </w:r>
+    </w:p>
+    <w:p>
+      <w:pPr>
+        <w:spacing w:before="0" w:after="160"/>
+        <w:jc w:val="center"/>
+      </w:pPr>
+      <w:r>
+        <w:rPr>
+          <w:i/>
+          <w:color w:val="64748B"/>
+          <w:sz w:val="17"/>
+        </w:rPr>
+        <w:t>📐 Figura: Diagrama de Secuencia: Smart Copy-Paste desde Excel con Dapper Bulk UPSERT</w:t>
+      </w:r>
+    </w:p>
+    <w:p>
+      <w:pPr>
+        <w:keepNext/>
+        <w:spacing w:before="200" w:after="60"/>
+      </w:pPr>
+      <w:r>
+        <w:rPr>
+          <w:rFonts w:ascii="Calibri" w:hAnsi="Calibri"/>
+          <w:b/>
+          <w:color w:val="1D4ED8"/>
+          <w:sz w:val="22"/>
+        </w:rPr>
+        <w:t>Secuencia 2: Toma de Asistencia Flash Móvil y Cierre Inmutable</w:t>
       </w:r>
     </w:p>
     <w:p>
       <w:r>
-        <w:t>• Actividad 2 (Justificación): Alumno sube comprobante -&gt; Validación temporal &lt;= 72h -&gt; Docente evalúa -&gt; UPDATE mod02.asistencias (FALTA_JUSTIFICADA) y recálculo automático de DPI.</w:t>
+        <w:t>Autodetección de clase activa, precarga de 41 alumnos en PRESENTE y cierre de sesión en menos de 8 segundos:</w:t>
+      </w:r>
+    </w:p>
+    <w:p>
+      <w:pPr>
+        <w:spacing w:before="160" w:after="40"/>
+        <w:jc w:val="center"/>
+      </w:pPr>
+      <w:r>
+        <w:drawing>
+          <wp:inline xmlns:a="http://schemas.openxmlformats.org/drawingml/2006/main" xmlns:pic="http://schemas.openxmlformats.org/drawingml/2006/picture">
+            <wp:extent cx="6217920" cy="2864685"/>
+            <wp:docPr id="3" name="Picture 3"/>
+            <wp:cNvGraphicFramePr>
+              <a:graphicFrameLocks noChangeAspect="1"/>
+            </wp:cNvGraphicFramePr>
+            <a:graphic>
+              <a:graphicData uri="http://schemas.openxmlformats.org/drawingml/2006/picture">
+                <pic:pic>
+                  <pic:nvPicPr>
+                    <pic:cNvPr id="0" name="06_diagrama_secuencia_toma_flash.png"/>
+                    <pic:cNvPicPr/>
+                  </pic:nvPicPr>
+                  <pic:blipFill>
+                    <a:blip r:embed="rId11"/>
+                    <a:stretch>
+                      <a:fillRect/>
+                    </a:stretch>
+                  </pic:blipFill>
+                  <pic:spPr>
+                    <a:xfrm>
+                      <a:off x="0" y="0"/>
+                      <a:ext cx="6217920" cy="2864685"/>
+                    </a:xfrm>
+                    <a:prstGeom prst="rect"/>
+                  </pic:spPr>
+                </pic:pic>
+              </a:graphicData>
+            </a:graphic>
+          </wp:inline>
+        </w:drawing>
+      </w:r>
+    </w:p>
+    <w:p>
+      <w:pPr>
+        <w:spacing w:before="0" w:after="160"/>
+        <w:jc w:val="center"/>
+      </w:pPr>
+      <w:r>
+        <w:rPr>
+          <w:i/>
+          <w:color w:val="64748B"/>
+          <w:sz w:val="17"/>
+        </w:rPr>
+        <w:t>📐 Figura: Diagrama de Secuencia: Toma Flash Móvil y Oficialización de Sesión</w:t>
+      </w:r>
+    </w:p>
+    <w:p>
+      <w:pPr>
+        <w:keepNext/>
+        <w:spacing w:before="200" w:after="60"/>
+      </w:pPr>
+      <w:r>
+        <w:rPr>
+          <w:rFonts w:ascii="Calibri" w:hAnsi="Calibri"/>
+          <w:b/>
+          <w:color w:val="1D4ED8"/>
+          <w:sz w:val="22"/>
+        </w:rPr>
+        <w:t>Secuencia 3: Justificación Digital y Reclasificación en Vivo</w:t>
       </w:r>
     </w:p>
     <w:p>
       <w:r>
-        <w:t>• Actividad 3 (Reprogramación Futura): Coordinador mueve horario desde Semana N -&gt; Actualiza únicamente sesiones con estado PROGRAMADA sin alterar el pasado.</w:t>
+        <w:t>Carga de sustento, validación de la ventana de 72 horas y recálculo instantáneo de horas de inasistencia:</w:t>
+      </w:r>
+    </w:p>
+    <w:p>
+      <w:pPr>
+        <w:spacing w:before="160" w:after="40"/>
+        <w:jc w:val="center"/>
+      </w:pPr>
+      <w:r>
+        <w:drawing>
+          <wp:inline xmlns:a="http://schemas.openxmlformats.org/drawingml/2006/main" xmlns:pic="http://schemas.openxmlformats.org/drawingml/2006/picture">
+            <wp:extent cx="6217920" cy="3039167"/>
+            <wp:docPr id="4" name="Picture 4"/>
+            <wp:cNvGraphicFramePr>
+              <a:graphicFrameLocks noChangeAspect="1"/>
+            </wp:cNvGraphicFramePr>
+            <a:graphic>
+              <a:graphicData uri="http://schemas.openxmlformats.org/drawingml/2006/picture">
+                <pic:pic>
+                  <pic:nvPicPr>
+                    <pic:cNvPr id="0" name="07_diagrama_secuencia_justificacion_digital.png"/>
+                    <pic:cNvPicPr/>
+                  </pic:nvPicPr>
+                  <pic:blipFill>
+                    <a:blip r:embed="rId12"/>
+                    <a:stretch>
+                      <a:fillRect/>
+                    </a:stretch>
+                  </pic:blipFill>
+                  <pic:spPr>
+                    <a:xfrm>
+                      <a:off x="0" y="0"/>
+                      <a:ext cx="6217920" cy="3039167"/>
+                    </a:xfrm>
+                    <a:prstGeom prst="rect"/>
+                  </pic:spPr>
+                </pic:pic>
+              </a:graphicData>
+            </a:graphic>
+          </wp:inline>
+        </w:drawing>
+      </w:r>
+    </w:p>
+    <w:p>
+      <w:pPr>
+        <w:spacing w:before="0" w:after="160"/>
+        <w:jc w:val="center"/>
+      </w:pPr>
+      <w:r>
+        <w:rPr>
+          <w:i/>
+          <w:color w:val="64748B"/>
+          <w:sz w:val="17"/>
+        </w:rPr>
+        <w:t>📐 Figura: Diagrama de Secuencia: Solicitud, Validación 72h y Resolución de Justificación Médica</w:t>
       </w:r>
     </w:p>
     <w:p>
@@ -209,59 +460,68 @@
           <w:rFonts w:ascii="Calibri" w:hAnsi="Calibri"/>
           <w:b/>
           <w:color w:val="0F172A"/>
-          <w:sz w:val="28"/>
+          <w:sz w:val="26"/>
         </w:rPr>
-        <w:t>4. Diagramas de Secuencia E2E Críticos</w:t>
+        <w:t>4. Modelo Entidad-Relación Soberano (ERD)</w:t>
+      </w:r>
+    </w:p>
+    <w:p>
+      <w:r>
+        <w:t>El siguiente diagrama representa las tablas maestras de mod02 y sus referencias a core:</w:t>
       </w:r>
     </w:p>
     <w:p>
       <w:pPr>
-        <w:keepNext/>
-        <w:spacing w:before="200" w:after="60"/>
+        <w:spacing w:before="160" w:after="40"/>
+        <w:jc w:val="center"/>
       </w:pPr>
       <w:r>
-        <w:rPr>
-          <w:rFonts w:ascii="Calibri" w:hAnsi="Calibri"/>
-          <w:b/>
-          <w:color w:val="1D4ED8"/>
-          <w:sz w:val="24"/>
-        </w:rPr>
-        <w:t>Secuencia 1: Smart Copy-Paste desde Excel (Ctrl+V)</w:t>
-      </w:r>
-    </w:p>
-    <w:p>
-      <w:r>
-        <w:t>1. Docente copia tabla de su Excel (Ctrl+C).</w:t>
-        <w:br/>
-        <w:t>2. Hace clic en la sábana web y presiona Ctrl+V.</w:t>
-        <w:br/>
-        <w:t>3. Parser JS captura el portapapeles y rellena las celdas en pantalla.</w:t>
-        <w:br/>
-        <w:t>4. Clic en 'Guardar Cambios' -&gt; POST /Modulo02/GuardarAsistenciaMasiva -&gt; Bulk UPSERT en mod02.asistencias.</w:t>
+        <w:drawing>
+          <wp:inline xmlns:a="http://schemas.openxmlformats.org/drawingml/2006/main" xmlns:pic="http://schemas.openxmlformats.org/drawingml/2006/picture">
+            <wp:extent cx="6217920" cy="13831700"/>
+            <wp:docPr id="5" name="Picture 5"/>
+            <wp:cNvGraphicFramePr>
+              <a:graphicFrameLocks noChangeAspect="1"/>
+            </wp:cNvGraphicFramePr>
+            <a:graphic>
+              <a:graphicData uri="http://schemas.openxmlformats.org/drawingml/2006/picture">
+                <pic:pic>
+                  <pic:nvPicPr>
+                    <pic:cNvPr id="0" name="08_diagrama_arquitectura_erd_mod02.png"/>
+                    <pic:cNvPicPr/>
+                  </pic:nvPicPr>
+                  <pic:blipFill>
+                    <a:blip r:embed="rId13"/>
+                    <a:stretch>
+                      <a:fillRect/>
+                    </a:stretch>
+                  </pic:blipFill>
+                  <pic:spPr>
+                    <a:xfrm>
+                      <a:off x="0" y="0"/>
+                      <a:ext cx="6217920" cy="13831700"/>
+                    </a:xfrm>
+                    <a:prstGeom prst="rect"/>
+                  </pic:spPr>
+                </pic:pic>
+              </a:graphicData>
+            </a:graphic>
+          </wp:inline>
+        </w:drawing>
       </w:r>
     </w:p>
     <w:p>
       <w:pPr>
-        <w:keepNext/>
-        <w:spacing w:before="200" w:after="60"/>
+        <w:spacing w:before="0" w:after="160"/>
+        <w:jc w:val="center"/>
       </w:pPr>
       <w:r>
         <w:rPr>
-          <w:rFonts w:ascii="Calibri" w:hAnsi="Calibri"/>
-          <w:b/>
-          <w:color w:val="1D4ED8"/>
-          <w:sz w:val="24"/>
+          <w:i/>
+          <w:color w:val="64748B"/>
+          <w:sz w:val="17"/>
         </w:rPr>
-        <w:t>Secuencia 2: Reprogramación de Horarios Futuros</w:t>
-      </w:r>
-    </w:p>
-    <w:p>
-      <w:r>
-        <w:t>1. Coordinador modifica día u horario de una clase desde la Semana N.</w:t>
-        <w:br/>
-        <w:t>2. Backend ejecuta: UPDATE mod02.sesiones_clase SET fecha_clase = NuevaFecha WHERE clase_docente_id = @ClaseId AND numero_semana &gt;= N AND estado = 'PROGRAMADA'.</w:t>
-        <w:br/>
-        <w:t>3. Las sesiones de las semanas 1 a N-1 (cerradas) quedan blindadas e inmutables.</w:t>
+        <w:t>📐 Figura: Diagrama Entidad-Relación (ERD) del Esquema Soberano mod02</w:t>
       </w:r>
     </w:p>
     <w:p>
@@ -274,7 +534,7 @@
           <w:rFonts w:ascii="Calibri" w:hAnsi="Calibri"/>
           <w:b/>
           <w:color w:val="0F172A"/>
-          <w:sz w:val="28"/>
+          <w:sz w:val="26"/>
         </w:rPr>
         <w:t>5. Diccionario de Datos del Esquema Soberano mod02</w:t>
       </w:r>
@@ -287,14 +547,14 @@
         <w:tblLook w:firstColumn="1" w:firstRow="1" w:lastColumn="0" w:lastRow="0" w:noHBand="0" w:noVBand="1" w:val="04A0"/>
       </w:tblPr>
       <w:tblGrid>
-        <w:gridCol w:w="3312"/>
-        <w:gridCol w:w="3312"/>
-        <w:gridCol w:w="3312"/>
+        <w:gridCol w:w="3360"/>
+        <w:gridCol w:w="3360"/>
+        <w:gridCol w:w="3360"/>
       </w:tblGrid>
       <w:tr>
         <w:tc>
           <w:tcPr>
-            <w:tcW w:type="dxa" w:w="3312"/>
+            <w:tcW w:type="dxa" w:w="3360"/>
             <w:shd w:fill="1E293B"/>
             <w:tcMar>
               <w:top w:w="100" w:type="dxa"/>
@@ -311,7 +571,7 @@
               <w:rPr>
                 <w:b/>
                 <w:color w:val="FFFFFF"/>
-                <w:sz w:val="18"/>
+                <w:sz w:val="17"/>
               </w:rPr>
               <w:t>Tabla / Vista</w:t>
             </w:r>
@@ -319,7 +579,7 @@
         </w:tc>
         <w:tc>
           <w:tcPr>
-            <w:tcW w:type="dxa" w:w="3312"/>
+            <w:tcW w:type="dxa" w:w="3360"/>
             <w:shd w:fill="1E293B"/>
             <w:tcMar>
               <w:top w:w="100" w:type="dxa"/>
@@ -336,7 +596,7 @@
               <w:rPr>
                 <w:b/>
                 <w:color w:val="FFFFFF"/>
-                <w:sz w:val="18"/>
+                <w:sz w:val="17"/>
               </w:rPr>
               <w:t>Descripción y Propósito</w:t>
             </w:r>
@@ -344,7 +604,7 @@
         </w:tc>
         <w:tc>
           <w:tcPr>
-            <w:tcW w:type="dxa" w:w="3312"/>
+            <w:tcW w:type="dxa" w:w="3360"/>
             <w:shd w:fill="1E293B"/>
             <w:tcMar>
               <w:top w:w="100" w:type="dxa"/>
@@ -361,7 +621,7 @@
               <w:rPr>
                 <w:b/>
                 <w:color w:val="FFFFFF"/>
-                <w:sz w:val="18"/>
+                <w:sz w:val="17"/>
               </w:rPr>
               <w:t>Clave Foránea / Relación</w:t>
             </w:r>
@@ -371,7 +631,7 @@
       <w:tr>
         <w:tc>
           <w:tcPr>
-            <w:tcW w:type="dxa" w:w="3312"/>
+            <w:tcW w:type="dxa" w:w="3360"/>
             <w:shd w:fill="FFFFFF"/>
             <w:tcMar>
               <w:top w:w="80" w:type="dxa"/>
@@ -387,7 +647,7 @@
             <w:r>
               <w:rPr>
                 <w:color w:val="1E293B"/>
-                <w:sz w:val="18"/>
+                <w:sz w:val="17"/>
               </w:rPr>
               <w:t>mod02.configuracion</w:t>
             </w:r>
@@ -395,7 +655,7 @@
         </w:tc>
         <w:tc>
           <w:tcPr>
-            <w:tcW w:type="dxa" w:w="3312"/>
+            <w:tcW w:type="dxa" w:w="3360"/>
             <w:shd w:fill="FFFFFF"/>
             <w:tcMar>
               <w:top w:w="80" w:type="dxa"/>
@@ -411,7 +671,7 @@
             <w:r>
               <w:rPr>
                 <w:color w:val="1E293B"/>
-                <w:sz w:val="18"/>
+                <w:sz w:val="17"/>
               </w:rPr>
               <w:t>Parámetros institucionales (30% DPI, 15m tolerancia, 72h justificaciones).</w:t>
             </w:r>
@@ -419,7 +679,7 @@
         </w:tc>
         <w:tc>
           <w:tcPr>
-            <w:tcW w:type="dxa" w:w="3312"/>
+            <w:tcW w:type="dxa" w:w="3360"/>
             <w:shd w:fill="FFFFFF"/>
             <w:tcMar>
               <w:top w:w="80" w:type="dxa"/>
@@ -435,7 +695,7 @@
             <w:r>
               <w:rPr>
                 <w:color w:val="1E293B"/>
-                <w:sz w:val="18"/>
+                <w:sz w:val="17"/>
               </w:rPr>
               <w:t>Configuración interna.</w:t>
             </w:r>
@@ -445,7 +705,7 @@
       <w:tr>
         <w:tc>
           <w:tcPr>
-            <w:tcW w:type="dxa" w:w="3312"/>
+            <w:tcW w:type="dxa" w:w="3360"/>
             <w:shd w:fill="F8FAFC"/>
             <w:tcMar>
               <w:top w:w="80" w:type="dxa"/>
@@ -461,7 +721,7 @@
             <w:r>
               <w:rPr>
                 <w:color w:val="1E293B"/>
-                <w:sz w:val="18"/>
+                <w:sz w:val="17"/>
               </w:rPr>
               <w:t>mod02.clases_docente</w:t>
             </w:r>
@@ -469,7 +729,7 @@
         </w:tc>
         <w:tc>
           <w:tcPr>
-            <w:tcW w:type="dxa" w:w="3312"/>
+            <w:tcW w:type="dxa" w:w="3360"/>
             <w:shd w:fill="F8FAFC"/>
             <w:tcMar>
               <w:top w:w="80" w:type="dxa"/>
@@ -485,7 +745,7 @@
             <w:r>
               <w:rPr>
                 <w:color w:val="1E293B"/>
-                <w:sz w:val="18"/>
+                <w:sz w:val="17"/>
               </w:rPr>
               <w:t>Asignación de asignatura, docente, ciclo, turno y aula.</w:t>
             </w:r>
@@ -493,7 +753,7 @@
         </w:tc>
         <w:tc>
           <w:tcPr>
-            <w:tcW w:type="dxa" w:w="3312"/>
+            <w:tcW w:type="dxa" w:w="3360"/>
             <w:shd w:fill="F8FAFC"/>
             <w:tcMar>
               <w:top w:w="80" w:type="dxa"/>
@@ -509,7 +769,7 @@
             <w:r>
               <w:rPr>
                 <w:color w:val="1E293B"/>
-                <w:sz w:val="18"/>
+                <w:sz w:val="17"/>
               </w:rPr>
               <w:t>FK -&gt; core.unidades_didacticas, core.docentes, core.aulas.</w:t>
             </w:r>
@@ -519,7 +779,7 @@
       <w:tr>
         <w:tc>
           <w:tcPr>
-            <w:tcW w:type="dxa" w:w="3312"/>
+            <w:tcW w:type="dxa" w:w="3360"/>
             <w:shd w:fill="FFFFFF"/>
             <w:tcMar>
               <w:top w:w="80" w:type="dxa"/>
@@ -535,7 +795,7 @@
             <w:r>
               <w:rPr>
                 <w:color w:val="1E293B"/>
-                <w:sz w:val="18"/>
+                <w:sz w:val="17"/>
               </w:rPr>
               <w:t>mod02.clase_horarios</w:t>
             </w:r>
@@ -543,7 +803,7 @@
         </w:tc>
         <w:tc>
           <w:tcPr>
-            <w:tcW w:type="dxa" w:w="3312"/>
+            <w:tcW w:type="dxa" w:w="3360"/>
             <w:shd w:fill="FFFFFF"/>
             <w:tcMar>
               <w:top w:w="80" w:type="dxa"/>
@@ -559,7 +819,7 @@
             <w:r>
               <w:rPr>
                 <w:color w:val="1E293B"/>
-                <w:sz w:val="18"/>
+                <w:sz w:val="17"/>
               </w:rPr>
               <w:t>Plantilla teórica semanal (Día 1..6, horas pedagógicas).</w:t>
             </w:r>
@@ -567,7 +827,7 @@
         </w:tc>
         <w:tc>
           <w:tcPr>
-            <w:tcW w:type="dxa" w:w="3312"/>
+            <w:tcW w:type="dxa" w:w="3360"/>
             <w:shd w:fill="FFFFFF"/>
             <w:tcMar>
               <w:top w:w="80" w:type="dxa"/>
@@ -583,7 +843,7 @@
             <w:r>
               <w:rPr>
                 <w:color w:val="1E293B"/>
-                <w:sz w:val="18"/>
+                <w:sz w:val="17"/>
               </w:rPr>
               <w:t>FK -&gt; mod02.clases_docente.</w:t>
             </w:r>
@@ -593,7 +853,7 @@
       <w:tr>
         <w:tc>
           <w:tcPr>
-            <w:tcW w:type="dxa" w:w="3312"/>
+            <w:tcW w:type="dxa" w:w="3360"/>
             <w:shd w:fill="F8FAFC"/>
             <w:tcMar>
               <w:top w:w="80" w:type="dxa"/>
@@ -609,7 +869,7 @@
             <w:r>
               <w:rPr>
                 <w:color w:val="1E293B"/>
-                <w:sz w:val="18"/>
+                <w:sz w:val="17"/>
               </w:rPr>
               <w:t>mod02.sesiones_clase</w:t>
             </w:r>
@@ -617,7 +877,7 @@
         </w:tc>
         <w:tc>
           <w:tcPr>
-            <w:tcW w:type="dxa" w:w="3312"/>
+            <w:tcW w:type="dxa" w:w="3360"/>
             <w:shd w:fill="F8FAFC"/>
             <w:tcMar>
               <w:top w:w="80" w:type="dxa"/>
@@ -633,7 +893,7 @@
             <w:r>
               <w:rPr>
                 <w:color w:val="1E293B"/>
-                <w:sz w:val="18"/>
+                <w:sz w:val="17"/>
               </w:rPr>
               <w:t>Instancias físicas de clase semana a semana 1..18.</w:t>
             </w:r>
@@ -641,7 +901,7 @@
         </w:tc>
         <w:tc>
           <w:tcPr>
-            <w:tcW w:type="dxa" w:w="3312"/>
+            <w:tcW w:type="dxa" w:w="3360"/>
             <w:shd w:fill="F8FAFC"/>
             <w:tcMar>
               <w:top w:w="80" w:type="dxa"/>
@@ -657,7 +917,7 @@
             <w:r>
               <w:rPr>
                 <w:color w:val="1E293B"/>
-                <w:sz w:val="18"/>
+                <w:sz w:val="17"/>
               </w:rPr>
               <w:t>FK -&gt; mod02.clases_docente, core.docentes.</w:t>
             </w:r>
@@ -667,7 +927,7 @@
       <w:tr>
         <w:tc>
           <w:tcPr>
-            <w:tcW w:type="dxa" w:w="3312"/>
+            <w:tcW w:type="dxa" w:w="3360"/>
             <w:shd w:fill="FFFFFF"/>
             <w:tcMar>
               <w:top w:w="80" w:type="dxa"/>
@@ -683,7 +943,7 @@
             <w:r>
               <w:rPr>
                 <w:color w:val="1E293B"/>
-                <w:sz w:val="18"/>
+                <w:sz w:val="17"/>
               </w:rPr>
               <w:t>mod02.asistencias</w:t>
             </w:r>
@@ -691,7 +951,7 @@
         </w:tc>
         <w:tc>
           <w:tcPr>
-            <w:tcW w:type="dxa" w:w="3312"/>
+            <w:tcW w:type="dxa" w:w="3360"/>
             <w:shd w:fill="FFFFFF"/>
             <w:tcMar>
               <w:top w:w="80" w:type="dxa"/>
@@ -707,7 +967,7 @@
             <w:r>
               <w:rPr>
                 <w:color w:val="1E293B"/>
-                <w:sz w:val="18"/>
+                <w:sz w:val="17"/>
               </w:rPr>
               <w:t>Registro individual (PRESENTE, TARDANZA, FALTA_INJUSTIFICADA, FALTA_JUSTIFICADA).</w:t>
             </w:r>
@@ -715,7 +975,7 @@
         </w:tc>
         <w:tc>
           <w:tcPr>
-            <w:tcW w:type="dxa" w:w="3312"/>
+            <w:tcW w:type="dxa" w:w="3360"/>
             <w:shd w:fill="FFFFFF"/>
             <w:tcMar>
               <w:top w:w="80" w:type="dxa"/>
@@ -731,7 +991,7 @@
             <w:r>
               <w:rPr>
                 <w:color w:val="1E293B"/>
-                <w:sz w:val="18"/>
+                <w:sz w:val="17"/>
               </w:rPr>
               <w:t>FK -&gt; mod02.sesiones_clase, core.estudiantes.</w:t>
             </w:r>
@@ -741,7 +1001,7 @@
       <w:tr>
         <w:tc>
           <w:tcPr>
-            <w:tcW w:type="dxa" w:w="3312"/>
+            <w:tcW w:type="dxa" w:w="3360"/>
             <w:shd w:fill="F8FAFC"/>
             <w:tcMar>
               <w:top w:w="80" w:type="dxa"/>
@@ -757,7 +1017,7 @@
             <w:r>
               <w:rPr>
                 <w:color w:val="1E293B"/>
-                <w:sz w:val="18"/>
+                <w:sz w:val="17"/>
               </w:rPr>
               <w:t>mod02.justificaciones</w:t>
             </w:r>
@@ -765,7 +1025,7 @@
         </w:tc>
         <w:tc>
           <w:tcPr>
-            <w:tcW w:type="dxa" w:w="3312"/>
+            <w:tcW w:type="dxa" w:w="3360"/>
             <w:shd w:fill="F8FAFC"/>
             <w:tcMar>
               <w:top w:w="80" w:type="dxa"/>
@@ -781,7 +1041,7 @@
             <w:r>
               <w:rPr>
                 <w:color w:val="1E293B"/>
-                <w:sz w:val="18"/>
+                <w:sz w:val="17"/>
               </w:rPr>
               <w:t>Expedientes de justificación médica/laboral en 72h.</w:t>
             </w:r>
@@ -789,7 +1049,7 @@
         </w:tc>
         <w:tc>
           <w:tcPr>
-            <w:tcW w:type="dxa" w:w="3312"/>
+            <w:tcW w:type="dxa" w:w="3360"/>
             <w:shd w:fill="F8FAFC"/>
             <w:tcMar>
               <w:top w:w="80" w:type="dxa"/>
@@ -805,7 +1065,7 @@
             <w:r>
               <w:rPr>
                 <w:color w:val="1E293B"/>
-                <w:sz w:val="18"/>
+                <w:sz w:val="17"/>
               </w:rPr>
               <w:t>FK -&gt; mod02.asistencias, core.estudiantes.</w:t>
             </w:r>
@@ -815,7 +1075,7 @@
       <w:tr>
         <w:tc>
           <w:tcPr>
-            <w:tcW w:type="dxa" w:w="3312"/>
+            <w:tcW w:type="dxa" w:w="3360"/>
             <w:shd w:fill="FFFFFF"/>
             <w:tcMar>
               <w:top w:w="80" w:type="dxa"/>
@@ -831,7 +1091,7 @@
             <w:r>
               <w:rPr>
                 <w:color w:val="1E293B"/>
-                <w:sz w:val="18"/>
+                <w:sz w:val="17"/>
               </w:rPr>
               <w:t>mod02.v_resumen_asistencia_estudiante</w:t>
             </w:r>
@@ -839,7 +1099,7 @@
         </w:tc>
         <w:tc>
           <w:tcPr>
-            <w:tcW w:type="dxa" w:w="3312"/>
+            <w:tcW w:type="dxa" w:w="3360"/>
             <w:shd w:fill="FFFFFF"/>
             <w:tcMar>
               <w:top w:w="80" w:type="dxa"/>
@@ -855,7 +1115,7 @@
             <w:r>
               <w:rPr>
                 <w:color w:val="1E293B"/>
-                <w:sz w:val="18"/>
+                <w:sz w:val="17"/>
               </w:rPr>
               <w:t>Vista de cálculo: horas acumuladas, porcentaje de faltas y condición DPI.</w:t>
             </w:r>
@@ -863,7 +1123,7 @@
         </w:tc>
         <w:tc>
           <w:tcPr>
-            <w:tcW w:type="dxa" w:w="3312"/>
+            <w:tcW w:type="dxa" w:w="3360"/>
             <w:shd w:fill="FFFFFF"/>
             <w:tcMar>
               <w:top w:w="80" w:type="dxa"/>
@@ -879,7 +1139,7 @@
             <w:r>
               <w:rPr>
                 <w:color w:val="1E293B"/>
-                <w:sz w:val="18"/>
+                <w:sz w:val="17"/>
               </w:rPr>
               <w:t>JOIN soberano mod02.asistencias + core.estudiantes.</w:t>
             </w:r>
@@ -902,7 +1162,7 @@
           <w:rFonts w:ascii="Calibri" w:hAnsi="Calibri"/>
           <w:b/>
           <w:color w:val="0F172A"/>
-          <w:sz w:val="28"/>
+          <w:sz w:val="26"/>
         </w:rPr>
         <w:t>6. Contrato C# de Servicio (IAsistenciaService)</w:t>
       </w:r>
@@ -915,12 +1175,12 @@
         <w:tblLook w:firstColumn="1" w:firstRow="1" w:lastColumn="0" w:lastRow="0" w:noHBand="0" w:noVBand="1" w:val="04A0"/>
       </w:tblPr>
       <w:tblGrid>
-        <w:gridCol w:w="9936"/>
+        <w:gridCol w:w="10080"/>
       </w:tblGrid>
       <w:tr>
         <w:tc>
           <w:tcPr>
-            <w:tcW w:type="dxa" w:w="9936"/>
+            <w:tcW w:type="dxa" w:w="10080"/>
             <w:shd w:fill="F1F5F9"/>
             <w:tcMar>
               <w:top w:w="140" w:type="dxa"/>
@@ -945,7 +1205,7 @@
             <w:r>
               <w:rPr>
                 <w:color w:val="334155"/>
-                <w:sz w:val="19"/>
+                <w:sz w:val="18"/>
               </w:rPr>
               <w:t>public interface IAsistenciaService {</w:t>
               <w:br/>
@@ -978,7 +1238,7 @@
     </w:p>
     <w:sectPr>
       <w:pgSz w:w="12240" w:h="15840"/>
-      <w:pgMar w:top="1152" w:right="1152" w:bottom="1152" w:left="1152" w:header="720" w:footer="720" w:gutter="0"/>
+      <w:pgMar w:top="1080" w:right="1080" w:bottom="1080" w:left="1080" w:header="720" w:footer="720" w:gutter="0"/>
       <w:cols w:space="720"/>
       <w:docGrid w:linePitch="360"/>
     </w:sectPr>
@@ -1352,7 +1612,7 @@
     <w:rPr>
       <w:rFonts w:ascii="Calibri" w:hAnsi="Calibri"/>
       <w:color w:val="334155"/>
-      <w:sz w:val="21"/>
+      <w:sz w:val="20"/>
     </w:rPr>
   </w:style>
   <w:style w:type="paragraph" w:styleId="Header">

--- a/src/02_Modulos/Intranet.Modulo02/Docs/02_GUIA_ARQUITECTURA_Y_INTEGRACION_DEVELOPERS.docx
+++ b/src/02_Modulos/Intranet.Modulo02/Docs/02_GUIA_ARQUITECTURA_Y_INTEGRACION_DEVELOPERS.docx
@@ -151,12 +151,27 @@
           <w:color w:val="0F172A"/>
           <w:sz w:val="26"/>
         </w:rPr>
-        <w:t>2. Diagrama de Casos de Uso por Rol (UML)</w:t>
+        <w:t>2. Diagramas de Casos de Uso por Rol (UML)</w:t>
       </w:r>
     </w:p>
     <w:p>
       <w:r>
-        <w:t>Arquitectura de casos de uso implementados en los controladores y servicios del módulo:</w:t>
+        <w:t>Especificación de los casos de uso implementados en los controladores y servicios del módulo:</w:t>
+      </w:r>
+    </w:p>
+    <w:p>
+      <w:pPr>
+        <w:keepNext/>
+        <w:spacing w:before="200" w:after="60"/>
+      </w:pPr>
+      <w:r>
+        <w:rPr>
+          <w:rFonts w:ascii="Calibri" w:hAnsi="Calibri"/>
+          <w:b/>
+          <w:color w:val="1D4ED8"/>
+          <w:sz w:val="22"/>
+        </w:rPr>
+        <w:t>2.1. Casos de Uso: Rol Docente</w:t>
       </w:r>
     </w:p>
     <w:p>
@@ -167,7 +182,7 @@
       <w:r>
         <w:drawing>
           <wp:inline xmlns:a="http://schemas.openxmlformats.org/drawingml/2006/main" xmlns:pic="http://schemas.openxmlformats.org/drawingml/2006/picture">
-            <wp:extent cx="6217920" cy="1173791"/>
+            <wp:extent cx="6217920" cy="15502114"/>
             <wp:docPr id="1" name="Picture 1"/>
             <wp:cNvGraphicFramePr>
               <a:graphicFrameLocks noChangeAspect="1"/>
@@ -176,7 +191,7 @@
               <a:graphicData uri="http://schemas.openxmlformats.org/drawingml/2006/picture">
                 <pic:pic>
                   <pic:nvPicPr>
-                    <pic:cNvPr id="0" name="01_diagrama_casos_de_uso_roles.png"/>
+                    <pic:cNvPr id="0" name="01_diagrama_casos_de_uso_docente.png"/>
                     <pic:cNvPicPr/>
                   </pic:nvPicPr>
                   <pic:blipFill>
@@ -188,7 +203,7 @@
                   <pic:spPr>
                     <a:xfrm>
                       <a:off x="0" y="0"/>
-                      <a:ext cx="6217920" cy="1173791"/>
+                      <a:ext cx="6217920" cy="15502114"/>
                     </a:xfrm>
                     <a:prstGeom prst="rect"/>
                   </pic:spPr>
@@ -210,7 +225,76 @@
           <w:color w:val="64748B"/>
           <w:sz w:val="17"/>
         </w:rPr>
-        <w:t>📐 Figura: Diagrama UML de Casos de Uso por Rol</w:t>
+        <w:t>📐 Figura: Diagrama UML: Casos de Uso del Docente en Módulo 02</w:t>
+      </w:r>
+    </w:p>
+    <w:p>
+      <w:pPr>
+        <w:keepNext/>
+        <w:spacing w:before="200" w:after="60"/>
+      </w:pPr>
+      <w:r>
+        <w:rPr>
+          <w:rFonts w:ascii="Calibri" w:hAnsi="Calibri"/>
+          <w:b/>
+          <w:color w:val="1D4ED8"/>
+          <w:sz w:val="22"/>
+        </w:rPr>
+        <w:t>2.2. Casos de Uso: Rol Estudiante</w:t>
+      </w:r>
+    </w:p>
+    <w:p>
+      <w:pPr>
+        <w:spacing w:before="160" w:after="40"/>
+        <w:jc w:val="center"/>
+      </w:pPr>
+      <w:r>
+        <w:drawing>
+          <wp:inline xmlns:a="http://schemas.openxmlformats.org/drawingml/2006/main" xmlns:pic="http://schemas.openxmlformats.org/drawingml/2006/picture">
+            <wp:extent cx="6217920" cy="11168957"/>
+            <wp:docPr id="2" name="Picture 2"/>
+            <wp:cNvGraphicFramePr>
+              <a:graphicFrameLocks noChangeAspect="1"/>
+            </wp:cNvGraphicFramePr>
+            <a:graphic>
+              <a:graphicData uri="http://schemas.openxmlformats.org/drawingml/2006/picture">
+                <pic:pic>
+                  <pic:nvPicPr>
+                    <pic:cNvPr id="0" name="01_diagrama_casos_de_uso_estudiante.png"/>
+                    <pic:cNvPicPr/>
+                  </pic:nvPicPr>
+                  <pic:blipFill>
+                    <a:blip r:embed="rId10"/>
+                    <a:stretch>
+                      <a:fillRect/>
+                    </a:stretch>
+                  </pic:blipFill>
+                  <pic:spPr>
+                    <a:xfrm>
+                      <a:off x="0" y="0"/>
+                      <a:ext cx="6217920" cy="11168957"/>
+                    </a:xfrm>
+                    <a:prstGeom prst="rect"/>
+                  </pic:spPr>
+                </pic:pic>
+              </a:graphicData>
+            </a:graphic>
+          </wp:inline>
+        </w:drawing>
+      </w:r>
+    </w:p>
+    <w:p>
+      <w:pPr>
+        <w:spacing w:before="0" w:after="160"/>
+        <w:jc w:val="center"/>
+      </w:pPr>
+      <w:r>
+        <w:rPr>
+          <w:i/>
+          <w:color w:val="64748B"/>
+          <w:sz w:val="17"/>
+        </w:rPr>
+        <w:t>📐 Figura: Diagrama UML: Casos de Uso del Estudiante (Anti-DPI y Justificaciones)</w:t>
       </w:r>
     </w:p>
     <w:p>
@@ -257,7 +341,7 @@
         <w:drawing>
           <wp:inline xmlns:a="http://schemas.openxmlformats.org/drawingml/2006/main" xmlns:pic="http://schemas.openxmlformats.org/drawingml/2006/picture">
             <wp:extent cx="6217920" cy="2220686"/>
-            <wp:docPr id="2" name="Picture 2"/>
+            <wp:docPr id="3" name="Picture 3"/>
             <wp:cNvGraphicFramePr>
               <a:graphicFrameLocks noChangeAspect="1"/>
             </wp:cNvGraphicFramePr>
@@ -269,7 +353,7 @@
                     <pic:cNvPicPr/>
                   </pic:nvPicPr>
                   <pic:blipFill>
-                    <a:blip r:embed="rId10"/>
+                    <a:blip r:embed="rId11"/>
                     <a:stretch>
                       <a:fillRect/>
                     </a:stretch>
@@ -331,7 +415,7 @@
         <w:drawing>
           <wp:inline xmlns:a="http://schemas.openxmlformats.org/drawingml/2006/main" xmlns:pic="http://schemas.openxmlformats.org/drawingml/2006/picture">
             <wp:extent cx="6217920" cy="2864685"/>
-            <wp:docPr id="3" name="Picture 3"/>
+            <wp:docPr id="4" name="Picture 4"/>
             <wp:cNvGraphicFramePr>
               <a:graphicFrameLocks noChangeAspect="1"/>
             </wp:cNvGraphicFramePr>
@@ -343,7 +427,7 @@
                     <pic:cNvPicPr/>
                   </pic:nvPicPr>
                   <pic:blipFill>
-                    <a:blip r:embed="rId11"/>
+                    <a:blip r:embed="rId12"/>
                     <a:stretch>
                       <a:fillRect/>
                     </a:stretch>
@@ -405,7 +489,7 @@
         <w:drawing>
           <wp:inline xmlns:a="http://schemas.openxmlformats.org/drawingml/2006/main" xmlns:pic="http://schemas.openxmlformats.org/drawingml/2006/picture">
             <wp:extent cx="6217920" cy="3039167"/>
-            <wp:docPr id="4" name="Picture 4"/>
+            <wp:docPr id="5" name="Picture 5"/>
             <wp:cNvGraphicFramePr>
               <a:graphicFrameLocks noChangeAspect="1"/>
             </wp:cNvGraphicFramePr>
@@ -417,7 +501,7 @@
                     <pic:cNvPicPr/>
                   </pic:nvPicPr>
                   <pic:blipFill>
-                    <a:blip r:embed="rId12"/>
+                    <a:blip r:embed="rId13"/>
                     <a:stretch>
                       <a:fillRect/>
                     </a:stretch>
@@ -479,7 +563,7 @@
         <w:drawing>
           <wp:inline xmlns:a="http://schemas.openxmlformats.org/drawingml/2006/main" xmlns:pic="http://schemas.openxmlformats.org/drawingml/2006/picture">
             <wp:extent cx="6217920" cy="13831700"/>
-            <wp:docPr id="5" name="Picture 5"/>
+            <wp:docPr id="6" name="Picture 6"/>
             <wp:cNvGraphicFramePr>
               <a:graphicFrameLocks noChangeAspect="1"/>
             </wp:cNvGraphicFramePr>
@@ -491,7 +575,7 @@
                     <pic:cNvPicPr/>
                   </pic:nvPicPr>
                   <pic:blipFill>
-                    <a:blip r:embed="rId13"/>
+                    <a:blip r:embed="rId14"/>
                     <a:stretch>
                       <a:fillRect/>
                     </a:stretch>

--- a/src/02_Modulos/Intranet.Modulo02/Docs/02_GUIA_ARQUITECTURA_Y_INTEGRACION_DEVELOPERS.docx
+++ b/src/02_Modulos/Intranet.Modulo02/Docs/02_GUIA_ARQUITECTURA_Y_INTEGRACION_DEVELOPERS.docx
@@ -176,13 +176,14 @@
     </w:p>
     <w:p>
       <w:pPr>
+        <w:keepNext/>
         <w:spacing w:before="160" w:after="40"/>
         <w:jc w:val="center"/>
       </w:pPr>
       <w:r>
         <w:drawing>
           <wp:inline xmlns:a="http://schemas.openxmlformats.org/drawingml/2006/main" xmlns:pic="http://schemas.openxmlformats.org/drawingml/2006/picture">
-            <wp:extent cx="6217920" cy="15502114"/>
+            <wp:extent cx="6217920" cy="1230894"/>
             <wp:docPr id="1" name="Picture 1"/>
             <wp:cNvGraphicFramePr>
               <a:graphicFrameLocks noChangeAspect="1"/>
@@ -203,7 +204,7 @@
                   <pic:spPr>
                     <a:xfrm>
                       <a:off x="0" y="0"/>
-                      <a:ext cx="6217920" cy="15502114"/>
+                      <a:ext cx="6217920" cy="1230894"/>
                     </a:xfrm>
                     <a:prstGeom prst="rect"/>
                   </pic:spPr>
@@ -245,13 +246,14 @@
     </w:p>
     <w:p>
       <w:pPr>
+        <w:keepNext/>
         <w:spacing w:before="160" w:after="40"/>
         <w:jc w:val="center"/>
       </w:pPr>
       <w:r>
         <w:drawing>
           <wp:inline xmlns:a="http://schemas.openxmlformats.org/drawingml/2006/main" xmlns:pic="http://schemas.openxmlformats.org/drawingml/2006/picture">
-            <wp:extent cx="6217920" cy="11168957"/>
+            <wp:extent cx="6217920" cy="1817790"/>
             <wp:docPr id="2" name="Picture 2"/>
             <wp:cNvGraphicFramePr>
               <a:graphicFrameLocks noChangeAspect="1"/>
@@ -272,7 +274,7 @@
                   <pic:spPr>
                     <a:xfrm>
                       <a:off x="0" y="0"/>
-                      <a:ext cx="6217920" cy="11168957"/>
+                      <a:ext cx="6217920" cy="1817790"/>
                     </a:xfrm>
                     <a:prstGeom prst="rect"/>
                   </pic:spPr>
@@ -334,6 +336,7 @@
     </w:p>
     <w:p>
       <w:pPr>
+        <w:keepNext/>
         <w:spacing w:before="160" w:after="40"/>
         <w:jc w:val="center"/>
       </w:pPr>
@@ -408,6 +411,7 @@
     </w:p>
     <w:p>
       <w:pPr>
+        <w:keepNext/>
         <w:spacing w:before="160" w:after="40"/>
         <w:jc w:val="center"/>
       </w:pPr>
@@ -482,6 +486,7 @@
     </w:p>
     <w:p>
       <w:pPr>
+        <w:keepNext/>
         <w:spacing w:before="160" w:after="40"/>
         <w:jc w:val="center"/>
       </w:pPr>
@@ -556,13 +561,14 @@
     </w:p>
     <w:p>
       <w:pPr>
+        <w:keepNext/>
         <w:spacing w:before="160" w:after="40"/>
         <w:jc w:val="center"/>
       </w:pPr>
       <w:r>
         <w:drawing>
           <wp:inline xmlns:a="http://schemas.openxmlformats.org/drawingml/2006/main" xmlns:pic="http://schemas.openxmlformats.org/drawingml/2006/picture">
-            <wp:extent cx="6217920" cy="13831700"/>
+            <wp:extent cx="4074490" cy="5486399"/>
             <wp:docPr id="6" name="Picture 6"/>
             <wp:cNvGraphicFramePr>
               <a:graphicFrameLocks noChangeAspect="1"/>
@@ -583,7 +589,7 @@
                   <pic:spPr>
                     <a:xfrm>
                       <a:off x="0" y="0"/>
-                      <a:ext cx="6217920" cy="13831700"/>
+                      <a:ext cx="4074490" cy="5486399"/>
                     </a:xfrm>
                     <a:prstGeom prst="rect"/>
                   </pic:spPr>
